--- a/ADG/03장/3장_실습문제_추가서술형.docx
+++ b/ADG/03장/3장_실습문제_추가서술형.docx
@@ -69,7 +69,21 @@
           <w:rFonts w:ascii="맑은 고딕" w:hAnsi="맑은 고딕" w:eastAsia="맑은 고딕"/>
           <w:sz w:val="21"/>
         </w:rPr>
-        <w:t>[추가-02] 동적 등록과 정적 등록의 차이를 설명하고, Data Guard가 정적 등록을 필요로 하는 이유를 5장 RMAN `DUPLICATE`와 연결해 서술하라.</w:t>
+        <w:t xml:space="preserve">[추가-02] 동적 등록과 정적 등록의 차이를 설명하고, Data Guard가 정적 등록을 필요로 하는 이유를 5장 RMAN </w:t>
+      </w:r>
+      <w:r>
+        <w:rPr>
+          <w:rFonts w:ascii="Consolas" w:hAnsi="Consolas" w:eastAsia="맑은 고딕"/>
+          <w:sz w:val="21"/>
+        </w:rPr>
+        <w:t xml:space="preserve">DUPLICATE</w:t>
+      </w:r>
+      <w:r>
+        <w:rPr>
+          <w:rFonts w:ascii="맑은 고딕" w:hAnsi="맑은 고딕" w:eastAsia="맑은 고딕"/>
+          <w:sz w:val="21"/>
+        </w:rPr>
+        <w:t xml:space="preserve">와 연결해 서술하라.</w:t>
       </w:r>
     </w:p>
     <w:p>
@@ -96,7 +110,21 @@
           <w:rFonts w:ascii="맑은 고딕" w:hAnsi="맑은 고딕" w:eastAsia="맑은 고딕"/>
           <w:sz w:val="21"/>
         </w:rPr>
-        <w:t>[추가-03] `lsnrctl status`에 나타나는 READY·BLOCKED·UNKNOWN 세 가지 status를 비교하고, 각각이 어떤 등록 방식에서 나오며 접속 가능 여부가 어떻게 되는지 쓰라.</w:t>
+        <w:t xml:space="preserve">[추가-03] </w:t>
+      </w:r>
+      <w:r>
+        <w:rPr>
+          <w:rFonts w:ascii="Consolas" w:hAnsi="Consolas" w:eastAsia="맑은 고딕"/>
+          <w:sz w:val="21"/>
+        </w:rPr>
+        <w:t xml:space="preserve">lsnrctl status</w:t>
+      </w:r>
+      <w:r>
+        <w:rPr>
+          <w:rFonts w:ascii="맑은 고딕" w:hAnsi="맑은 고딕" w:eastAsia="맑은 고딕"/>
+          <w:sz w:val="21"/>
+        </w:rPr>
+        <w:t xml:space="preserve">에 나타나는 READY·BLOCKED·UNKNOWN 세 가지 status를 비교하고, 각각이 어떤 등록 방식에서 나오며 접속 가능 여부가 어떻게 되는지 쓰라.</w:t>
       </w:r>
     </w:p>
     <w:p>
@@ -123,7 +151,21 @@
           <w:rFonts w:ascii="맑은 고딕" w:hAnsi="맑은 고딕" w:eastAsia="맑은 고딕"/>
           <w:sz w:val="21"/>
         </w:rPr>
-        <w:t>[추가-04] `tnsping`이 확인해 주는 것과 확인해 주지 못하는 것을 구분해 설명하고, "tnsping은 OK인데 접속이 실패한다"는 상황에서 무엇을 의심해야 하는지 쓰라.</w:t>
+        <w:t xml:space="preserve">[추가-04] </w:t>
+      </w:r>
+      <w:r>
+        <w:rPr>
+          <w:rFonts w:ascii="Consolas" w:hAnsi="Consolas" w:eastAsia="맑은 고딕"/>
+          <w:sz w:val="21"/>
+        </w:rPr>
+        <w:t xml:space="preserve">tnsping</w:t>
+      </w:r>
+      <w:r>
+        <w:rPr>
+          <w:rFonts w:ascii="맑은 고딕" w:hAnsi="맑은 고딕" w:eastAsia="맑은 고딕"/>
+          <w:sz w:val="21"/>
+        </w:rPr>
+        <w:t xml:space="preserve">이 확인해 주는 것과 확인해 주지 못하는 것을 구분해 설명하고, "tnsping은 OK인데 접속이 실패한다"는 상황에서 무엇을 의심해야 하는지 쓰라.</w:t>
       </w:r>
     </w:p>
     <w:p>
@@ -150,7 +192,35 @@
           <w:rFonts w:ascii="맑은 고딕" w:hAnsi="맑은 고딕" w:eastAsia="맑은 고딕"/>
           <w:sz w:val="21"/>
         </w:rPr>
-        <w:t>[추가-05] `LOG_ARCHIVE_CONFIG`의 `DG_CONFIG`가 하는 일을 설명하고, 실습에서 이 값을 비웠는데도 전송이 계속된 이유와 그럼에도 비우면 안 되는 이유를 함께 서술하라.</w:t>
+        <w:t xml:space="preserve">[추가-05] </w:t>
+      </w:r>
+      <w:r>
+        <w:rPr>
+          <w:rFonts w:ascii="Consolas" w:hAnsi="Consolas" w:eastAsia="맑은 고딕"/>
+          <w:sz w:val="21"/>
+        </w:rPr>
+        <w:t xml:space="preserve">LOG_ARCHIVE_CONFIG</w:t>
+      </w:r>
+      <w:r>
+        <w:rPr>
+          <w:rFonts w:ascii="맑은 고딕" w:hAnsi="맑은 고딕" w:eastAsia="맑은 고딕"/>
+          <w:sz w:val="21"/>
+        </w:rPr>
+        <w:t xml:space="preserve">의 </w:t>
+      </w:r>
+      <w:r>
+        <w:rPr>
+          <w:rFonts w:ascii="Consolas" w:hAnsi="Consolas" w:eastAsia="맑은 고딕"/>
+          <w:sz w:val="21"/>
+        </w:rPr>
+        <w:t xml:space="preserve">DG_CONFIG</w:t>
+      </w:r>
+      <w:r>
+        <w:rPr>
+          <w:rFonts w:ascii="맑은 고딕" w:hAnsi="맑은 고딕" w:eastAsia="맑은 고딕"/>
+          <w:sz w:val="21"/>
+        </w:rPr>
+        <w:t xml:space="preserve">가 하는 일을 설명하고, 실습에서 이 값을 비웠는데도 전송이 계속된 이유와 그럼에도 비우면 안 되는 이유를 함께 서술하라.</w:t>
       </w:r>
     </w:p>
     <w:p>
@@ -177,7 +247,21 @@
           <w:rFonts w:ascii="맑은 고딕" w:hAnsi="맑은 고딕" w:eastAsia="맑은 고딕"/>
           <w:sz w:val="21"/>
         </w:rPr>
-        <w:t>[추가-06] Data Guard에서 패스워드 파일 인증이 필요한 이유를 설명하고, 두 노드의 파일이 갖춰야 할 조건을 나열하라. `sqlnet.ora`의 인증 프로토콜 버전이 관련되는 이유도 포함하라.</w:t>
+        <w:t xml:space="preserve">[추가-06] Data Guard에서 패스워드 파일 인증이 필요한 이유를 설명하고, 두 노드의 파일이 갖춰야 할 조건을 나열하라. </w:t>
+      </w:r>
+      <w:r>
+        <w:rPr>
+          <w:rFonts w:ascii="Consolas" w:hAnsi="Consolas" w:eastAsia="맑은 고딕"/>
+          <w:sz w:val="21"/>
+        </w:rPr>
+        <w:t xml:space="preserve">sqlnet.ora</w:t>
+      </w:r>
+      <w:r>
+        <w:rPr>
+          <w:rFonts w:ascii="맑은 고딕" w:hAnsi="맑은 고딕" w:eastAsia="맑은 고딕"/>
+          <w:sz w:val="21"/>
+        </w:rPr>
+        <w:t xml:space="preserve">의 인증 프로토콜 버전이 관련되는 이유도 포함하라.</w:t>
       </w:r>
     </w:p>
     <w:p>
@@ -266,7 +350,21 @@
           <w:rFonts w:ascii="맑은 고딕" w:hAnsi="맑은 고딕" w:eastAsia="맑은 고딕"/>
           <w:sz w:val="21"/>
         </w:rPr>
-        <w:t>[추가-09] RMAN `DUPLICATE`를 시작하려는데 auxiliary 접속에서 ORA-12528이 발생한다. 원인과 조치를 쓰고, 조치 후 무엇으로 성공을 확인할지 설명하라.</w:t>
+        <w:t xml:space="preserve">[추가-09] RMAN </w:t>
+      </w:r>
+      <w:r>
+        <w:rPr>
+          <w:rFonts w:ascii="Consolas" w:hAnsi="Consolas" w:eastAsia="맑은 고딕"/>
+          <w:sz w:val="21"/>
+        </w:rPr>
+        <w:t xml:space="preserve">DUPLICATE</w:t>
+      </w:r>
+      <w:r>
+        <w:rPr>
+          <w:rFonts w:ascii="맑은 고딕" w:hAnsi="맑은 고딕" w:eastAsia="맑은 고딕"/>
+          <w:sz w:val="21"/>
+        </w:rPr>
+        <w:t xml:space="preserve">를 시작하려는데 auxiliary 접속에서 ORA-12528이 발생한다. 원인과 조치를 쓰고, 조치 후 무엇으로 성공을 확인할지 설명하라.</w:t>
       </w:r>
     </w:p>
     <w:p>
@@ -293,7 +391,35 @@
           <w:rFonts w:ascii="맑은 고딕" w:hAnsi="맑은 고딕" w:eastAsia="맑은 고딕"/>
           <w:sz w:val="21"/>
         </w:rPr>
-        <w:t>[추가-10] `sqlplus "sys/oracle@boston as sysdba"`를 실행했더니 ORA-12514가 났다. `tnsping boston`은 OK다. 원인 후보와 진단 순서를 쓰라.</w:t>
+        <w:t xml:space="preserve">[추가-10] </w:t>
+      </w:r>
+      <w:r>
+        <w:rPr>
+          <w:rFonts w:ascii="Consolas" w:hAnsi="Consolas" w:eastAsia="맑은 고딕"/>
+          <w:sz w:val="21"/>
+        </w:rPr>
+        <w:t xml:space="preserve">sqlplus "sys/oracle@boston as sysdba"</w:t>
+      </w:r>
+      <w:r>
+        <w:rPr>
+          <w:rFonts w:ascii="맑은 고딕" w:hAnsi="맑은 고딕" w:eastAsia="맑은 고딕"/>
+          <w:sz w:val="21"/>
+        </w:rPr>
+        <w:t xml:space="preserve">를 실행했더니 ORA-12514가 났다. </w:t>
+      </w:r>
+      <w:r>
+        <w:rPr>
+          <w:rFonts w:ascii="Consolas" w:hAnsi="Consolas" w:eastAsia="맑은 고딕"/>
+          <w:sz w:val="21"/>
+        </w:rPr>
+        <w:t xml:space="preserve">tnsping boston</w:t>
+      </w:r>
+      <w:r>
+        <w:rPr>
+          <w:rFonts w:ascii="맑은 고딕" w:hAnsi="맑은 고딕" w:eastAsia="맑은 고딕"/>
+          <w:sz w:val="21"/>
+        </w:rPr>
+        <w:t xml:space="preserve">은 OK다. 원인 후보와 진단 순서를 쓰라.</w:t>
       </w:r>
     </w:p>
     <w:p>
@@ -347,7 +473,21 @@
           <w:rFonts w:ascii="맑은 고딕" w:hAnsi="맑은 고딕" w:eastAsia="맑은 고딕"/>
           <w:sz w:val="21"/>
         </w:rPr>
-        <w:t>[추가-12] `V$ARCHIVE_DEST_STATUS`에 ORA-16191이 보인다. 원인이 인증인지 네트워크인지 어떻게 가르며, 각각의 경우 조치는 무엇인가?</w:t>
+        <w:t xml:space="preserve">[추가-12] </w:t>
+      </w:r>
+      <w:r>
+        <w:rPr>
+          <w:rFonts w:ascii="Consolas" w:hAnsi="Consolas" w:eastAsia="맑은 고딕"/>
+          <w:sz w:val="21"/>
+        </w:rPr>
+        <w:t xml:space="preserve">V$ARCHIVE_DEST_STATUS</w:t>
+      </w:r>
+      <w:r>
+        <w:rPr>
+          <w:rFonts w:ascii="맑은 고딕" w:hAnsi="맑은 고딕" w:eastAsia="맑은 고딕"/>
+          <w:sz w:val="21"/>
+        </w:rPr>
+        <w:t xml:space="preserve">에 ORA-16191이 보인다. 원인이 인증인지 네트워크인지 어떻게 가르며, 각각의 경우 조치는 무엇인가?</w:t>
       </w:r>
     </w:p>
     <w:p>
@@ -401,7 +541,21 @@
           <w:rFonts w:ascii="맑은 고딕" w:hAnsi="맑은 고딕" w:eastAsia="맑은 고딕"/>
           <w:sz w:val="21"/>
         </w:rPr>
-        <w:t>[추가-14] `tnsping boston`이 한참 뒤에 TNS-12535로 실패한다. 같은 상황에서 ORA-12541이 즉시 나는 경우와 무엇이 다른가? 각각의 원인과 조치를 쓰라.</w:t>
+        <w:t xml:space="preserve">[추가-14] </w:t>
+      </w:r>
+      <w:r>
+        <w:rPr>
+          <w:rFonts w:ascii="Consolas" w:hAnsi="Consolas" w:eastAsia="맑은 고딕"/>
+          <w:sz w:val="21"/>
+        </w:rPr>
+        <w:t xml:space="preserve">tnsping boston</w:t>
+      </w:r>
+      <w:r>
+        <w:rPr>
+          <w:rFonts w:ascii="맑은 고딕" w:hAnsi="맑은 고딕" w:eastAsia="맑은 고딕"/>
+          <w:sz w:val="21"/>
+        </w:rPr>
+        <w:t xml:space="preserve">이 한참 뒤에 TNS-12535로 실패한다. 같은 상황에서 ORA-12541이 즉시 나는 경우와 무엇이 다른가? 각각의 원인과 조치를 쓰라.</w:t>
       </w:r>
     </w:p>
     <w:p>
@@ -584,6 +738,8 @@
       </w:r>
     </w:p>
     <w:sectPr>
+      <w:headerReference w:type="default" r:id="rId9"/>
+      <w:footerReference w:type="default" r:id="rId10"/>
       <w:pgSz w:w="12240" w:h="15840"/>
       <w:pgMar w:top="1440" w:right="1800" w:bottom="1440" w:left="1800" w:header="720" w:footer="720" w:gutter="0"/>
       <w:cols w:space="720"/>
@@ -591,6 +747,26 @@
     </w:sectPr>
   </w:body>
 </w:document>
+</file>
+
+<file path=word/footer1.xml><?xml version="1.0" encoding="utf-8"?>
+<w:ftr xmlns:m="http://schemas.openxmlformats.org/officeDocument/2006/math" xmlns:mc="http://schemas.openxmlformats.org/markup-compatibility/2006" xmlns:mo="http://schemas.microsoft.com/office/mac/office/2008/main" xmlns:mv="urn:schemas-microsoft-com:mac:vml" xmlns:o="urn:schemas-microsoft-com:office:office" xmlns:r="http://schemas.openxmlformats.org/officeDocument/2006/relationships" xmlns:v="urn:schemas-microsoft-com:vml" xmlns:w10="urn:schemas-microsoft-com:office:word" xmlns:w14="http://schemas.microsoft.com/office/word/2010/wordml" xmlns:w="http://schemas.openxmlformats.org/wordprocessingml/2006/main" xmlns:wne="http://schemas.microsoft.com/office/word/2006/wordml" xmlns:wp14="http://schemas.microsoft.com/office/word/2010/wordprocessingDrawing" xmlns:wp="http://schemas.openxmlformats.org/drawingml/2006/wordprocessingDrawing" xmlns:wpc="http://schemas.microsoft.com/office/word/2010/wordprocessingCanvas" xmlns:wpg="http://schemas.microsoft.com/office/word/2010/wordprocessingGroup" xmlns:wpi="http://schemas.microsoft.com/office/word/2010/wordprocessingInk" xmlns:wps="http://schemas.microsoft.com/office/word/2010/wordprocessingShape" mc:Ignorable="w14 wp14">
+  <w:p>
+    <w:pPr>
+      <w:pStyle w:val="Footer"/>
+    </w:pPr>
+  </w:p>
+</w:ftr>
+</file>
+
+<file path=word/header1.xml><?xml version="1.0" encoding="utf-8"?>
+<w:hdr xmlns:m="http://schemas.openxmlformats.org/officeDocument/2006/math" xmlns:mc="http://schemas.openxmlformats.org/markup-compatibility/2006" xmlns:mo="http://schemas.microsoft.com/office/mac/office/2008/main" xmlns:mv="urn:schemas-microsoft-com:mac:vml" xmlns:o="urn:schemas-microsoft-com:office:office" xmlns:r="http://schemas.openxmlformats.org/officeDocument/2006/relationships" xmlns:v="urn:schemas-microsoft-com:vml" xmlns:w10="urn:schemas-microsoft-com:office:word" xmlns:w14="http://schemas.microsoft.com/office/word/2010/wordml" xmlns:w="http://schemas.openxmlformats.org/wordprocessingml/2006/main" xmlns:wne="http://schemas.microsoft.com/office/word/2006/wordml" xmlns:wp14="http://schemas.microsoft.com/office/word/2010/wordprocessingDrawing" xmlns:wp="http://schemas.openxmlformats.org/drawingml/2006/wordprocessingDrawing" xmlns:wpc="http://schemas.microsoft.com/office/word/2010/wordprocessingCanvas" xmlns:wpg="http://schemas.microsoft.com/office/word/2010/wordprocessingGroup" xmlns:wpi="http://schemas.microsoft.com/office/word/2010/wordprocessingInk" xmlns:wps="http://schemas.microsoft.com/office/word/2010/wordprocessingShape" mc:Ignorable="w14 wp14">
+  <w:p>
+    <w:pPr>
+      <w:pStyle w:val="Header"/>
+    </w:pPr>
+  </w:p>
+</w:hdr>
 </file>
 
 <file path=word/numbering.xml><?xml version="1.0" encoding="utf-8"?>
